--- a/Homework7/Homework7 Report.docx
+++ b/Homework7/Homework7 Report.docx
@@ -134,7 +134,6 @@
       <w:pPr>
         <w:pStyle w:val="Heading3"/>
         <w:rPr>
-          <w:rFonts w:hint="eastAsia"/>
           <w:lang w:eastAsia="zh-TW"/>
         </w:rPr>
       </w:pPr>
@@ -188,12 +187,12 @@
       <w:pPr>
         <w:jc w:val="center"/>
         <w:rPr>
-          <w:rFonts w:hint="eastAsia"/>
-          <w:lang w:eastAsia="zh-TW"/>
-        </w:rPr>
-      </w:pPr>
-      <w:r>
-        <w:rPr>
+          <w:lang w:eastAsia="zh-TW"/>
+        </w:rPr>
+      </w:pPr>
+      <w:r>
+        <w:rPr>
+          <w:noProof/>
           <w:lang w:eastAsia="ja-JP"/>
         </w:rPr>
         <w:drawing>
@@ -243,6 +242,7 @@
       <w:r>
         <w:rPr>
           <w:rFonts w:eastAsia="游ゴシック"/>
+          <w:noProof/>
           <w:lang w:eastAsia="ja-JP"/>
         </w:rPr>
         <w:drawing>
@@ -284,6 +284,7 @@
       <w:r>
         <w:rPr>
           <w:rFonts w:eastAsia="游ゴシック"/>
+          <w:noProof/>
           <w:lang w:eastAsia="ja-JP"/>
         </w:rPr>
         <w:drawing>
@@ -415,6 +416,7 @@
       </w:pPr>
       <w:r>
         <w:rPr>
+          <w:noProof/>
           <w:lang w:eastAsia="zh-TW"/>
         </w:rPr>
         <w:drawing>
@@ -485,7 +487,13 @@
           <w:rFonts w:hint="eastAsia"/>
           <w:lang w:eastAsia="zh-TW"/>
         </w:rPr>
-        <w:t>and Result Explanation</w:t>
+        <w:t xml:space="preserve">and Result Explanation </w:t>
+      </w:r>
+      <w:r>
+        <w:rPr>
+          <w:lang w:eastAsia="zh-TW"/>
+        </w:rPr>
+        <w:t>–</w:t>
       </w:r>
       <w:r>
         <w:rPr>
@@ -494,19 +502,6 @@
         </w:rPr>
         <w:t xml:space="preserve"> </w:t>
       </w:r>
-      <w:r>
-        <w:rPr>
-          <w:lang w:eastAsia="zh-TW"/>
-        </w:rPr>
-        <w:t>–</w:t>
-      </w:r>
-      <w:r>
-        <w:rPr>
-          <w:rFonts w:hint="eastAsia"/>
-          <w:lang w:eastAsia="zh-TW"/>
-        </w:rPr>
-        <w:t xml:space="preserve"> </w:t>
-      </w:r>
       <w:proofErr w:type="spellStart"/>
       <w:r>
         <w:rPr>
@@ -524,6 +519,9 @@
         </w:rPr>
       </w:pPr>
       <w:r>
+        <w:rPr>
+          <w:noProof/>
+        </w:rPr>
         <w:drawing>
           <wp:inline distT="0" distB="0" distL="0" distR="0" wp14:anchorId="494B2762" wp14:editId="7B94DC9F">
             <wp:extent cx="6858000" cy="940435"/>
@@ -564,7 +562,6 @@
     <w:p>
       <w:pPr>
         <w:rPr>
-          <w:rFonts w:hint="eastAsia"/>
           <w:lang w:eastAsia="zh-TW"/>
         </w:rPr>
       </w:pPr>
@@ -605,21 +602,7 @@
           <w:rFonts w:hint="eastAsia"/>
           <w:lang w:eastAsia="zh-TW"/>
         </w:rPr>
-        <w:t xml:space="preserve"> and changes state between reading each bit from state RX_DATA_BIT0 to </w:t>
-      </w:r>
-      <w:r>
-        <w:rPr>
-          <w:rFonts w:hint="eastAsia"/>
-          <w:lang w:eastAsia="zh-TW"/>
-        </w:rPr>
-        <w:t>RX_DATA_BIT</w:t>
-      </w:r>
-      <w:r>
-        <w:rPr>
-          <w:rFonts w:hint="eastAsia"/>
-          <w:lang w:eastAsia="zh-TW"/>
-        </w:rPr>
-        <w:t xml:space="preserve">7 to read each bit and </w:t>
+        <w:t xml:space="preserve"> and changes state between reading each bit from state RX_DATA_BIT0 to RX_DATA_BIT7 to read each bit and </w:t>
       </w:r>
       <w:r>
         <w:rPr>
@@ -664,7 +647,23 @@
           <w:rFonts w:hint="eastAsia"/>
           <w:lang w:eastAsia="zh-TW"/>
         </w:rPr>
-        <w:t xml:space="preserve">5 a8 ab ae are all correct output based on the input </w:t>
+        <w:t xml:space="preserve">5 a8 ab ae are all </w:t>
+      </w:r>
+      <w:proofErr w:type="gramStart"/>
+      <w:r>
+        <w:rPr>
+          <w:rFonts w:hint="eastAsia"/>
+          <w:lang w:eastAsia="zh-TW"/>
+        </w:rPr>
+        <w:t>correct output</w:t>
+      </w:r>
+      <w:proofErr w:type="gramEnd"/>
+      <w:r>
+        <w:rPr>
+          <w:rFonts w:hint="eastAsia"/>
+          <w:lang w:eastAsia="zh-TW"/>
+        </w:rPr>
+        <w:t xml:space="preserve"> based on the input </w:t>
       </w:r>
       <w:proofErr w:type="spellStart"/>
       <w:r>
@@ -755,12 +754,12 @@
     <w:p>
       <w:pPr>
         <w:rPr>
-          <w:rFonts w:hint="eastAsia"/>
-          <w:lang w:eastAsia="zh-TW"/>
-        </w:rPr>
-      </w:pPr>
-      <w:r>
-        <w:rPr>
+          <w:lang w:eastAsia="zh-TW"/>
+        </w:rPr>
+      </w:pPr>
+      <w:r>
+        <w:rPr>
+          <w:noProof/>
           <w:lang w:eastAsia="zh-TW"/>
         </w:rPr>
         <w:drawing>
@@ -909,6 +908,7 @@
       </w:pPr>
       <w:r>
         <w:rPr>
+          <w:noProof/>
           <w:lang w:eastAsia="zh-TW"/>
         </w:rPr>
         <w:drawing>
@@ -956,6 +956,7 @@
       </w:pPr>
       <w:r>
         <w:rPr>
+          <w:noProof/>
           <w:lang w:eastAsia="zh-TW"/>
         </w:rPr>
         <w:drawing>
@@ -1013,7 +1014,7 @@
       <w:pPr>
         <w:pStyle w:val="Heading1"/>
         <w:rPr>
-          <w:rFonts w:asciiTheme="minorHAnsi" w:hAnsiTheme="minorHAnsi" w:hint="eastAsia"/>
+          <w:rFonts w:asciiTheme="minorHAnsi" w:hAnsiTheme="minorHAnsi"/>
           <w:b/>
           <w:bCs/>
           <w:u w:val="single"/>
@@ -1103,14 +1104,7 @@
           <w:rFonts w:hint="eastAsia"/>
           <w:lang w:eastAsia="zh-TW"/>
         </w:rPr>
-        <w:t>uart_</w:t>
-      </w:r>
-      <w:r>
-        <w:rPr>
-          <w:rFonts w:hint="eastAsia"/>
-          <w:lang w:eastAsia="zh-TW"/>
-        </w:rPr>
-        <w:t>top</w:t>
+        <w:t>uart_top</w:t>
       </w:r>
       <w:proofErr w:type="spellEnd"/>
     </w:p>
@@ -1122,6 +1116,7 @@
       </w:pPr>
       <w:r>
         <w:rPr>
+          <w:noProof/>
           <w:lang w:eastAsia="zh-TW"/>
         </w:rPr>
         <w:drawing>
@@ -1257,6 +1252,7 @@
       </w:pPr>
       <w:r>
         <w:rPr>
+          <w:noProof/>
           <w:lang w:eastAsia="zh-TW"/>
         </w:rPr>
         <w:drawing>
@@ -1361,6 +1357,7 @@
       <w:r>
         <w:rPr>
           <w:rFonts w:eastAsia="游ゴシック"/>
+          <w:noProof/>
           <w:lang w:eastAsia="ja-JP"/>
         </w:rPr>
         <w:drawing>
@@ -1403,7 +1400,6 @@
     <w:p>
       <w:pPr>
         <w:rPr>
-          <w:rFonts w:hint="eastAsia"/>
           <w:lang w:eastAsia="zh-TW"/>
         </w:rPr>
       </w:pPr>
@@ -1691,6 +1687,7 @@
       </w:pPr>
       <w:r>
         <w:rPr>
+          <w:noProof/>
           <w:lang w:eastAsia="zh-TW"/>
         </w:rPr>
         <w:drawing>
@@ -1748,7 +1745,7 @@
       <w:pPr>
         <w:pStyle w:val="Heading1"/>
         <w:rPr>
-          <w:rFonts w:asciiTheme="minorHAnsi" w:hAnsiTheme="minorHAnsi" w:hint="eastAsia"/>
+          <w:rFonts w:asciiTheme="minorHAnsi" w:hAnsiTheme="minorHAnsi"/>
           <w:b/>
           <w:bCs/>
           <w:u w:val="single"/>
@@ -1838,14 +1835,7 @@
           <w:rFonts w:hint="eastAsia"/>
           <w:lang w:eastAsia="zh-TW"/>
         </w:rPr>
-        <w:t>uart_</w:t>
-      </w:r>
-      <w:r>
-        <w:rPr>
-          <w:rFonts w:hint="eastAsia"/>
-          <w:lang w:eastAsia="zh-TW"/>
-        </w:rPr>
-        <w:t>control_system</w:t>
+        <w:t>uart_control_system</w:t>
       </w:r>
       <w:proofErr w:type="spellEnd"/>
     </w:p>
@@ -1857,6 +1847,7 @@
       </w:pPr>
       <w:r>
         <w:rPr>
+          <w:noProof/>
           <w:lang w:eastAsia="zh-TW"/>
         </w:rPr>
         <w:drawing>
@@ -1917,6 +1908,353 @@
           <w:lang w:eastAsia="zh-TW"/>
         </w:rPr>
       </w:pPr>
+      <w:proofErr w:type="spellStart"/>
+      <w:r>
+        <w:rPr>
+          <w:rFonts w:hint="eastAsia"/>
+          <w:lang w:eastAsia="zh-TW"/>
+        </w:rPr>
+        <w:lastRenderedPageBreak/>
+        <w:t>SystemVerilog</w:t>
+      </w:r>
+      <w:proofErr w:type="spellEnd"/>
+      <w:r>
+        <w:rPr>
+          <w:rFonts w:hint="eastAsia"/>
+          <w:lang w:eastAsia="zh-TW"/>
+        </w:rPr>
+        <w:t xml:space="preserve"> Design Code Snapshot </w:t>
+      </w:r>
+      <w:r>
+        <w:rPr>
+          <w:lang w:eastAsia="zh-TW"/>
+        </w:rPr>
+        <w:t>–</w:t>
+      </w:r>
+      <w:r>
+        <w:rPr>
+          <w:rFonts w:hint="eastAsia"/>
+          <w:lang w:eastAsia="zh-TW"/>
+        </w:rPr>
+        <w:t xml:space="preserve"> </w:t>
+      </w:r>
+      <w:proofErr w:type="spellStart"/>
+      <w:r>
+        <w:rPr>
+          <w:lang w:eastAsia="zh-TW"/>
+        </w:rPr>
+        <w:t>rx_control</w:t>
+      </w:r>
+      <w:proofErr w:type="spellEnd"/>
+    </w:p>
+    <w:p>
+      <w:pPr>
+        <w:rPr>
+          <w:lang w:eastAsia="zh-TW"/>
+        </w:rPr>
+      </w:pPr>
+      <w:r>
+        <w:rPr>
+          <w:lang w:eastAsia="zh-TW"/>
+        </w:rPr>
+        <w:drawing>
+          <wp:inline distT="0" distB="0" distL="0" distR="0" wp14:anchorId="3E83DD20" wp14:editId="6E907676">
+            <wp:extent cx="4457960" cy="4335780"/>
+            <wp:effectExtent l="0" t="0" r="0" b="7620"/>
+            <wp:docPr id="1895052438" name="Picture 1"/>
+            <wp:cNvGraphicFramePr>
+              <a:graphicFrameLocks xmlns:a="http://schemas.openxmlformats.org/drawingml/2006/main" noChangeAspect="1"/>
+            </wp:cNvGraphicFramePr>
+            <a:graphic xmlns:a="http://schemas.openxmlformats.org/drawingml/2006/main">
+              <a:graphicData uri="http://schemas.openxmlformats.org/drawingml/2006/picture">
+                <pic:pic xmlns:pic="http://schemas.openxmlformats.org/drawingml/2006/picture">
+                  <pic:nvPicPr>
+                    <pic:cNvPr id="1895052438" name=""/>
+                    <pic:cNvPicPr/>
+                  </pic:nvPicPr>
+                  <pic:blipFill>
+                    <a:blip r:embed="rId19"/>
+                    <a:stretch>
+                      <a:fillRect/>
+                    </a:stretch>
+                  </pic:blipFill>
+                  <pic:spPr>
+                    <a:xfrm>
+                      <a:off x="0" y="0"/>
+                      <a:ext cx="4479719" cy="4356943"/>
+                    </a:xfrm>
+                    <a:prstGeom prst="rect">
+                      <a:avLst/>
+                    </a:prstGeom>
+                  </pic:spPr>
+                </pic:pic>
+              </a:graphicData>
+            </a:graphic>
+          </wp:inline>
+        </w:drawing>
+      </w:r>
+    </w:p>
+    <w:p>
+      <w:pPr>
+        <w:rPr>
+          <w:lang w:eastAsia="zh-TW"/>
+        </w:rPr>
+      </w:pPr>
+      <w:r>
+        <w:rPr>
+          <w:lang w:eastAsia="zh-TW"/>
+        </w:rPr>
+        <w:drawing>
+          <wp:inline distT="0" distB="0" distL="0" distR="0" wp14:anchorId="21A918E0" wp14:editId="2E5A2577">
+            <wp:extent cx="4450080" cy="4212743"/>
+            <wp:effectExtent l="0" t="0" r="7620" b="0"/>
+            <wp:docPr id="659769549" name="Picture 1"/>
+            <wp:cNvGraphicFramePr>
+              <a:graphicFrameLocks xmlns:a="http://schemas.openxmlformats.org/drawingml/2006/main" noChangeAspect="1"/>
+            </wp:cNvGraphicFramePr>
+            <a:graphic xmlns:a="http://schemas.openxmlformats.org/drawingml/2006/main">
+              <a:graphicData uri="http://schemas.openxmlformats.org/drawingml/2006/picture">
+                <pic:pic xmlns:pic="http://schemas.openxmlformats.org/drawingml/2006/picture">
+                  <pic:nvPicPr>
+                    <pic:cNvPr id="659769549" name=""/>
+                    <pic:cNvPicPr/>
+                  </pic:nvPicPr>
+                  <pic:blipFill>
+                    <a:blip r:embed="rId20"/>
+                    <a:stretch>
+                      <a:fillRect/>
+                    </a:stretch>
+                  </pic:blipFill>
+                  <pic:spPr>
+                    <a:xfrm>
+                      <a:off x="0" y="0"/>
+                      <a:ext cx="4454386" cy="4216819"/>
+                    </a:xfrm>
+                    <a:prstGeom prst="rect">
+                      <a:avLst/>
+                    </a:prstGeom>
+                  </pic:spPr>
+                </pic:pic>
+              </a:graphicData>
+            </a:graphic>
+          </wp:inline>
+        </w:drawing>
+      </w:r>
+      <w:r>
+        <w:rPr>
+          <w:lang w:eastAsia="zh-TW"/>
+        </w:rPr>
+        <w:br w:type="page"/>
+      </w:r>
+    </w:p>
+    <w:p>
+      <w:pPr>
+        <w:pStyle w:val="Heading3"/>
+        <w:rPr>
+          <w:lang w:eastAsia="zh-TW"/>
+        </w:rPr>
+      </w:pPr>
+      <w:proofErr w:type="spellStart"/>
+      <w:r>
+        <w:rPr>
+          <w:rFonts w:hint="eastAsia"/>
+          <w:lang w:eastAsia="zh-TW"/>
+        </w:rPr>
+        <w:lastRenderedPageBreak/>
+        <w:t>SystemVerilog</w:t>
+      </w:r>
+      <w:proofErr w:type="spellEnd"/>
+      <w:r>
+        <w:rPr>
+          <w:rFonts w:hint="eastAsia"/>
+          <w:lang w:eastAsia="zh-TW"/>
+        </w:rPr>
+        <w:t xml:space="preserve"> Design Code Snapshot </w:t>
+      </w:r>
+      <w:r>
+        <w:rPr>
+          <w:lang w:eastAsia="zh-TW"/>
+        </w:rPr>
+        <w:t>–</w:t>
+      </w:r>
+      <w:r>
+        <w:rPr>
+          <w:rFonts w:hint="eastAsia"/>
+          <w:lang w:eastAsia="zh-TW"/>
+        </w:rPr>
+        <w:t xml:space="preserve"> </w:t>
+      </w:r>
+      <w:proofErr w:type="spellStart"/>
+      <w:r>
+        <w:rPr>
+          <w:lang w:eastAsia="zh-TW"/>
+        </w:rPr>
+        <w:t>tx_control</w:t>
+      </w:r>
+      <w:proofErr w:type="spellEnd"/>
+    </w:p>
+    <w:p>
+      <w:pPr>
+        <w:rPr>
+          <w:lang w:eastAsia="zh-TW"/>
+        </w:rPr>
+      </w:pPr>
+      <w:r>
+        <w:rPr>
+          <w:lang w:eastAsia="zh-TW"/>
+        </w:rPr>
+        <w:drawing>
+          <wp:inline distT="0" distB="0" distL="0" distR="0" wp14:anchorId="407FB74C" wp14:editId="0B87964D">
+            <wp:extent cx="3224165" cy="3000651"/>
+            <wp:effectExtent l="0" t="0" r="0" b="9525"/>
+            <wp:docPr id="716356572" name="Picture 1"/>
+            <wp:cNvGraphicFramePr>
+              <a:graphicFrameLocks xmlns:a="http://schemas.openxmlformats.org/drawingml/2006/main" noChangeAspect="1"/>
+            </wp:cNvGraphicFramePr>
+            <a:graphic xmlns:a="http://schemas.openxmlformats.org/drawingml/2006/main">
+              <a:graphicData uri="http://schemas.openxmlformats.org/drawingml/2006/picture">
+                <pic:pic xmlns:pic="http://schemas.openxmlformats.org/drawingml/2006/picture">
+                  <pic:nvPicPr>
+                    <pic:cNvPr id="716356572" name=""/>
+                    <pic:cNvPicPr/>
+                  </pic:nvPicPr>
+                  <pic:blipFill>
+                    <a:blip r:embed="rId21"/>
+                    <a:stretch>
+                      <a:fillRect/>
+                    </a:stretch>
+                  </pic:blipFill>
+                  <pic:spPr>
+                    <a:xfrm>
+                      <a:off x="0" y="0"/>
+                      <a:ext cx="3233686" cy="3009512"/>
+                    </a:xfrm>
+                    <a:prstGeom prst="rect">
+                      <a:avLst/>
+                    </a:prstGeom>
+                  </pic:spPr>
+                </pic:pic>
+              </a:graphicData>
+            </a:graphic>
+          </wp:inline>
+        </w:drawing>
+      </w:r>
+      <w:r>
+        <w:rPr>
+          <w:lang w:eastAsia="zh-TW"/>
+        </w:rPr>
+        <w:drawing>
+          <wp:inline distT="0" distB="0" distL="0" distR="0" wp14:anchorId="19BE7D93" wp14:editId="6273C329">
+            <wp:extent cx="3573780" cy="3334205"/>
+            <wp:effectExtent l="0" t="0" r="7620" b="0"/>
+            <wp:docPr id="1292809589" name="Picture 1"/>
+            <wp:cNvGraphicFramePr>
+              <a:graphicFrameLocks xmlns:a="http://schemas.openxmlformats.org/drawingml/2006/main" noChangeAspect="1"/>
+            </wp:cNvGraphicFramePr>
+            <a:graphic xmlns:a="http://schemas.openxmlformats.org/drawingml/2006/main">
+              <a:graphicData uri="http://schemas.openxmlformats.org/drawingml/2006/picture">
+                <pic:pic xmlns:pic="http://schemas.openxmlformats.org/drawingml/2006/picture">
+                  <pic:nvPicPr>
+                    <pic:cNvPr id="1292809589" name=""/>
+                    <pic:cNvPicPr/>
+                  </pic:nvPicPr>
+                  <pic:blipFill>
+                    <a:blip r:embed="rId22"/>
+                    <a:stretch>
+                      <a:fillRect/>
+                    </a:stretch>
+                  </pic:blipFill>
+                  <pic:spPr>
+                    <a:xfrm>
+                      <a:off x="0" y="0"/>
+                      <a:ext cx="3595605" cy="3354567"/>
+                    </a:xfrm>
+                    <a:prstGeom prst="rect">
+                      <a:avLst/>
+                    </a:prstGeom>
+                  </pic:spPr>
+                </pic:pic>
+              </a:graphicData>
+            </a:graphic>
+          </wp:inline>
+        </w:drawing>
+      </w:r>
+    </w:p>
+    <w:p>
+      <w:pPr>
+        <w:rPr>
+          <w:lang w:eastAsia="zh-TW"/>
+        </w:rPr>
+      </w:pPr>
+      <w:r>
+        <w:rPr>
+          <w:lang w:eastAsia="zh-TW"/>
+        </w:rPr>
+        <w:drawing>
+          <wp:inline distT="0" distB="0" distL="0" distR="0" wp14:anchorId="654398A4" wp14:editId="0A79B891">
+            <wp:extent cx="5318760" cy="3002637"/>
+            <wp:effectExtent l="0" t="0" r="0" b="7620"/>
+            <wp:docPr id="868284487" name="Picture 1"/>
+            <wp:cNvGraphicFramePr>
+              <a:graphicFrameLocks xmlns:a="http://schemas.openxmlformats.org/drawingml/2006/main" noChangeAspect="1"/>
+            </wp:cNvGraphicFramePr>
+            <a:graphic xmlns:a="http://schemas.openxmlformats.org/drawingml/2006/main">
+              <a:graphicData uri="http://schemas.openxmlformats.org/drawingml/2006/picture">
+                <pic:pic xmlns:pic="http://schemas.openxmlformats.org/drawingml/2006/picture">
+                  <pic:nvPicPr>
+                    <pic:cNvPr id="868284487" name=""/>
+                    <pic:cNvPicPr/>
+                  </pic:nvPicPr>
+                  <pic:blipFill>
+                    <a:blip r:embed="rId23"/>
+                    <a:stretch>
+                      <a:fillRect/>
+                    </a:stretch>
+                  </pic:blipFill>
+                  <pic:spPr>
+                    <a:xfrm>
+                      <a:off x="0" y="0"/>
+                      <a:ext cx="5331281" cy="3009706"/>
+                    </a:xfrm>
+                    <a:prstGeom prst="rect">
+                      <a:avLst/>
+                    </a:prstGeom>
+                  </pic:spPr>
+                </pic:pic>
+              </a:graphicData>
+            </a:graphic>
+          </wp:inline>
+        </w:drawing>
+      </w:r>
+    </w:p>
+    <w:p>
+      <w:pPr>
+        <w:rPr>
+          <w:lang w:eastAsia="zh-TW"/>
+        </w:rPr>
+      </w:pPr>
+    </w:p>
+    <w:p>
+      <w:pPr>
+        <w:spacing w:line="278" w:lineRule="auto"/>
+        <w:rPr>
+          <w:lang w:eastAsia="zh-TW"/>
+        </w:rPr>
+      </w:pPr>
+      <w:r>
+        <w:rPr>
+          <w:lang w:eastAsia="zh-TW"/>
+        </w:rPr>
+        <w:br w:type="page"/>
+      </w:r>
+    </w:p>
+    <w:p>
+      <w:pPr>
+        <w:pStyle w:val="Heading3"/>
+        <w:rPr>
+          <w:lang w:eastAsia="zh-TW"/>
+        </w:rPr>
+      </w:pPr>
       <w:r>
         <w:rPr>
           <w:lang w:eastAsia="zh-TW"/>
@@ -1988,6 +2326,7 @@
       </w:pPr>
       <w:r>
         <w:rPr>
+          <w:noProof/>
           <w:lang w:eastAsia="zh-TW"/>
         </w:rPr>
         <w:drawing>
@@ -2006,7 +2345,7 @@
                     <pic:cNvPicPr/>
                   </pic:nvPicPr>
                   <pic:blipFill>
-                    <a:blip r:embed="rId19"/>
+                    <a:blip r:embed="rId24"/>
                     <a:stretch>
                       <a:fillRect/>
                     </a:stretch>
@@ -2091,6 +2430,7 @@
       </w:pPr>
       <w:r>
         <w:rPr>
+          <w:noProof/>
           <w:lang w:eastAsia="zh-TW"/>
         </w:rPr>
         <w:drawing>
@@ -2109,7 +2449,7 @@
                     <pic:cNvPicPr/>
                   </pic:nvPicPr>
                   <pic:blipFill>
-                    <a:blip r:embed="rId20"/>
+                    <a:blip r:embed="rId25"/>
                     <a:stretch>
                       <a:fillRect/>
                     </a:stretch>
@@ -2133,7 +2473,6 @@
     <w:p>
       <w:pPr>
         <w:rPr>
-          <w:rFonts w:hint="eastAsia"/>
           <w:lang w:eastAsia="zh-TW"/>
         </w:rPr>
       </w:pPr>
@@ -2316,6 +2655,7 @@
       </w:pPr>
       <w:r>
         <w:rPr>
+          <w:noProof/>
           <w:lang w:eastAsia="zh-TW"/>
         </w:rPr>
         <w:drawing>
@@ -2334,7 +2674,7 @@
                     <pic:cNvPicPr/>
                   </pic:nvPicPr>
                   <pic:blipFill>
-                    <a:blip r:embed="rId21"/>
+                    <a:blip r:embed="rId26"/>
                     <a:stretch>
                       <a:fillRect/>
                     </a:stretch>
@@ -2459,6 +2799,7 @@
       </w:pPr>
       <w:r>
         <w:rPr>
+          <w:noProof/>
           <w:lang w:eastAsia="zh-TW"/>
         </w:rPr>
         <w:drawing>
@@ -2477,7 +2818,7 @@
                     <pic:cNvPicPr/>
                   </pic:nvPicPr>
                   <pic:blipFill>
-                    <a:blip r:embed="rId22"/>
+                    <a:blip r:embed="rId27"/>
                     <a:stretch>
                       <a:fillRect/>
                     </a:stretch>
@@ -2506,6 +2847,7 @@
       </w:r>
       <w:r>
         <w:rPr>
+          <w:noProof/>
           <w:lang w:eastAsia="zh-TW"/>
         </w:rPr>
         <w:drawing>
@@ -2524,7 +2866,7 @@
                     <pic:cNvPicPr/>
                   </pic:nvPicPr>
                   <pic:blipFill>
-                    <a:blip r:embed="rId23"/>
+                    <a:blip r:embed="rId28"/>
                     <a:stretch>
                       <a:fillRect/>
                     </a:stretch>
@@ -2629,13 +2971,7 @@
         <w:rPr>
           <w:lang w:eastAsia="zh-TW"/>
         </w:rPr>
-        <w:t>tx</w:t>
-      </w:r>
-      <w:r>
-        <w:rPr>
-          <w:lang w:eastAsia="zh-TW"/>
-        </w:rPr>
-        <w:t>_control</w:t>
+        <w:t>tx_control</w:t>
       </w:r>
       <w:proofErr w:type="spellEnd"/>
     </w:p>
@@ -2648,6 +2984,7 @@
       </w:pPr>
       <w:r>
         <w:rPr>
+          <w:noProof/>
           <w:lang w:eastAsia="zh-TW"/>
         </w:rPr>
         <w:drawing>
@@ -2666,7 +3003,7 @@
                     <pic:cNvPicPr/>
                   </pic:nvPicPr>
                   <pic:blipFill>
-                    <a:blip r:embed="rId24"/>
+                    <a:blip r:embed="rId29"/>
                     <a:stretch>
                       <a:fillRect/>
                     </a:stretch>
@@ -2695,6 +3032,7 @@
       </w:r>
       <w:r>
         <w:rPr>
+          <w:noProof/>
           <w:lang w:eastAsia="zh-TW"/>
         </w:rPr>
         <w:drawing>
@@ -2713,7 +3051,7 @@
                     <pic:cNvPicPr/>
                   </pic:nvPicPr>
                   <pic:blipFill>
-                    <a:blip r:embed="rId25"/>
+                    <a:blip r:embed="rId30"/>
                     <a:stretch>
                       <a:fillRect/>
                     </a:stretch>
@@ -2806,7 +3144,6 @@
       <w:pPr>
         <w:pStyle w:val="Heading3"/>
         <w:rPr>
-          <w:rFonts w:hint="eastAsia"/>
           <w:lang w:eastAsia="zh-TW"/>
         </w:rPr>
       </w:pPr>
@@ -2856,6 +3193,7 @@
       </w:pPr>
       <w:r>
         <w:rPr>
+          <w:noProof/>
           <w:lang w:eastAsia="zh-TW"/>
         </w:rPr>
         <w:drawing>
@@ -2874,7 +3212,7 @@
                     <pic:cNvPicPr/>
                   </pic:nvPicPr>
                   <pic:blipFill>
-                    <a:blip r:embed="rId26"/>
+                    <a:blip r:embed="rId31"/>
                     <a:stretch>
                       <a:fillRect/>
                     </a:stretch>
@@ -2913,7 +3251,6 @@
       <w:pPr>
         <w:pStyle w:val="Heading3"/>
         <w:rPr>
-          <w:rFonts w:hint="eastAsia"/>
           <w:lang w:eastAsia="zh-TW"/>
         </w:rPr>
       </w:pPr>
@@ -2949,28 +3286,21 @@
           <w:rFonts w:hint="eastAsia"/>
           <w:lang w:eastAsia="zh-TW"/>
         </w:rPr>
+        <w:t xml:space="preserve"> Snapshot </w:t>
+      </w:r>
+      <w:r>
+        <w:rPr>
+          <w:lang w:eastAsia="zh-TW"/>
+        </w:rPr>
+        <w:t>–</w:t>
+      </w:r>
+      <w:r>
+        <w:rPr>
+          <w:rFonts w:hint="eastAsia"/>
+          <w:lang w:eastAsia="zh-TW"/>
+        </w:rPr>
         <w:t xml:space="preserve"> </w:t>
       </w:r>
-      <w:r>
-        <w:rPr>
-          <w:rFonts w:hint="eastAsia"/>
-          <w:lang w:eastAsia="zh-TW"/>
-        </w:rPr>
-        <w:t xml:space="preserve">Snapshot </w:t>
-      </w:r>
-      <w:r>
-        <w:rPr>
-          <w:lang w:eastAsia="zh-TW"/>
-        </w:rPr>
-        <w:t>–</w:t>
-      </w:r>
-      <w:r>
-        <w:rPr>
-          <w:rFonts w:hint="eastAsia"/>
-          <w:lang w:eastAsia="zh-TW"/>
-        </w:rPr>
-        <w:t xml:space="preserve"> </w:t>
-      </w:r>
       <w:proofErr w:type="spellStart"/>
       <w:r>
         <w:rPr>
@@ -2988,6 +3318,7 @@
       </w:pPr>
       <w:r>
         <w:rPr>
+          <w:noProof/>
           <w:lang w:eastAsia="zh-TW"/>
         </w:rPr>
         <w:drawing>
@@ -3006,7 +3337,7 @@
                     <pic:cNvPicPr/>
                   </pic:nvPicPr>
                   <pic:blipFill>
-                    <a:blip r:embed="rId27"/>
+                    <a:blip r:embed="rId32"/>
                     <a:stretch>
                       <a:fillRect/>
                     </a:stretch>
@@ -3039,14 +3370,7 @@
           <w:rFonts w:hint="eastAsia"/>
           <w:lang w:eastAsia="zh-TW"/>
         </w:rPr>
-        <w:t xml:space="preserve">Implication Chart </w:t>
-      </w:r>
-      <w:r>
-        <w:rPr>
-          <w:rFonts w:hint="eastAsia"/>
-          <w:lang w:eastAsia="zh-TW"/>
-        </w:rPr>
-        <w:t xml:space="preserve">Snapshot </w:t>
+        <w:t xml:space="preserve">Implication Chart Snapshot </w:t>
       </w:r>
       <w:r>
         <w:rPr>
@@ -3097,7 +3421,7 @@
                     <pic:cNvPicPr/>
                   </pic:nvPicPr>
                   <pic:blipFill>
-                    <a:blip r:embed="rId28"/>
+                    <a:blip r:embed="rId33"/>
                     <a:stretch>
                       <a:fillRect/>
                     </a:stretch>
@@ -3215,6 +3539,7 @@
       </w:pPr>
       <w:r>
         <w:rPr>
+          <w:noProof/>
           <w:lang w:eastAsia="zh-TW"/>
         </w:rPr>
         <w:drawing>
@@ -3233,7 +3558,7 @@
                     <pic:cNvPicPr/>
                   </pic:nvPicPr>
                   <pic:blipFill rotWithShape="1">
-                    <a:blip r:embed="rId29"/>
+                    <a:blip r:embed="rId34"/>
                     <a:srcRect t="53797"/>
                     <a:stretch>
                       <a:fillRect/>
@@ -3371,6 +3696,7 @@
       </w:pPr>
       <w:r>
         <w:rPr>
+          <w:noProof/>
           <w:lang w:eastAsia="zh-TW"/>
         </w:rPr>
         <w:drawing>
@@ -3389,7 +3715,7 @@
                     <pic:cNvPicPr/>
                   </pic:nvPicPr>
                   <pic:blipFill>
-                    <a:blip r:embed="rId30"/>
+                    <a:blip r:embed="rId35"/>
                     <a:stretch>
                       <a:fillRect/>
                     </a:stretch>
@@ -3506,7 +3832,7 @@
                     <pic:cNvPicPr/>
                   </pic:nvPicPr>
                   <pic:blipFill>
-                    <a:blip r:embed="rId31"/>
+                    <a:blip r:embed="rId36"/>
                     <a:stretch>
                       <a:fillRect/>
                     </a:stretch>
@@ -5395,6 +5721,7 @@
   <w:style w:type="character" w:default="1" w:styleId="DefaultParagraphFont">
     <w:name w:val="Default Paragraph Font"/>
     <w:uiPriority w:val="1"/>
+    <w:semiHidden/>
     <w:unhideWhenUsed/>
   </w:style>
   <w:style w:type="table" w:default="1" w:styleId="TableNormal">
